--- a/resume/Handiko-Resume.docx
+++ b/resume/Handiko-Resume.docx
@@ -151,39 +151,13 @@
           <w:b/>
           <w:bCs/>
         </w:rPr>
-        <w:t>Trading Systems:</w:t>
-      </w:r>
-      <w:r>
-        <w:rPr>
-          <w:rFonts w:cstheme="minorHAnsi"/>
-        </w:rPr>
-        <w:t xml:space="preserve"> MQL5 (Expert</w:t>
-      </w:r>
-      <w:r>
-        <w:rPr>
-          <w:rFonts w:cstheme="minorHAnsi"/>
-        </w:rPr>
-        <w:t xml:space="preserve"> Advisor</w:t>
-      </w:r>
-      <w:r>
-        <w:rPr>
-          <w:rFonts w:cstheme="minorHAnsi"/>
-        </w:rPr>
-        <w:t xml:space="preserve">), </w:t>
-      </w:r>
-      <w:proofErr w:type="spellStart"/>
-      <w:r>
-        <w:rPr>
-          <w:rFonts w:cstheme="minorHAnsi"/>
-        </w:rPr>
-        <w:t>MetaTrader</w:t>
-      </w:r>
-      <w:proofErr w:type="spellEnd"/>
-      <w:r>
-        <w:rPr>
-          <w:rFonts w:cstheme="minorHAnsi"/>
-        </w:rPr>
-        <w:t xml:space="preserve"> 5, Algorithmic Strategy Design.</w:t>
+        <w:t>Market Operation:</w:t>
+      </w:r>
+      <w:r>
+        <w:rPr>
+          <w:rFonts w:cstheme="minorHAnsi"/>
+        </w:rPr>
+        <w:t xml:space="preserve"> Order Book Management, Slippage Analysis, Market Maker Performance Tracking, Liquidity Provision.</w:t>
       </w:r>
     </w:p>
     <w:p>
@@ -208,7 +182,7 @@
         <w:rPr>
           <w:rFonts w:cstheme="minorHAnsi"/>
         </w:rPr>
-        <w:t xml:space="preserve"> Order Book Dynamics, Liquidity Mechanics, Bid-Ask Spread Optimization, FX Hedging.</w:t>
+        <w:t xml:space="preserve"> Order Book Dynamics, Liquidity Mechanics, Bid-Ask Spread Optimization, Hedging.</w:t>
       </w:r>
     </w:p>
     <w:p>
@@ -227,7 +201,15 @@
           <w:b/>
           <w:bCs/>
         </w:rPr>
-        <w:t>Data &amp; Tools:</w:t>
+        <w:t>Risk Management</w:t>
+      </w:r>
+      <w:r>
+        <w:rPr>
+          <w:rFonts w:cstheme="minorHAnsi"/>
+          <w:b/>
+          <w:bCs/>
+        </w:rPr>
+        <w:t>:</w:t>
       </w:r>
       <w:r>
         <w:rPr>
@@ -239,45 +221,21 @@
         <w:rPr>
           <w:rFonts w:cstheme="minorHAnsi"/>
         </w:rPr>
-        <w:t xml:space="preserve">MQL5 </w:t>
+        <w:t>Inventory Risk Modelling (Avellaneda-</w:t>
       </w:r>
       <w:proofErr w:type="spellStart"/>
       <w:r>
         <w:rPr>
           <w:rFonts w:cstheme="minorHAnsi"/>
         </w:rPr>
-        <w:t>Backtesting</w:t>
+        <w:t>Stoikov</w:t>
       </w:r>
       <w:proofErr w:type="spellEnd"/>
       <w:r>
         <w:rPr>
           <w:rFonts w:cstheme="minorHAnsi"/>
         </w:rPr>
-        <w:t xml:space="preserve"> &amp; Optimization, Risk Management Modules</w:t>
-      </w:r>
-      <w:r>
-        <w:rPr>
-          <w:rFonts w:cstheme="minorHAnsi"/>
-        </w:rPr>
-        <w:t xml:space="preserve"> (Python)</w:t>
-      </w:r>
-      <w:r>
-        <w:rPr>
-          <w:rFonts w:cstheme="minorHAnsi"/>
-        </w:rPr>
-        <w:t xml:space="preserve">, </w:t>
-      </w:r>
-      <w:r>
-        <w:rPr>
-          <w:rFonts w:cstheme="minorHAnsi"/>
-        </w:rPr>
-        <w:t>Financial data analysis (Python)</w:t>
-      </w:r>
-      <w:r>
-        <w:rPr>
-          <w:rFonts w:cstheme="minorHAnsi"/>
-        </w:rPr>
-        <w:t>.</w:t>
+        <w:t xml:space="preserve"> model), Anomaly Detection.</w:t>
       </w:r>
     </w:p>
     <w:p>
@@ -296,6 +254,126 @@
           <w:b/>
           <w:bCs/>
         </w:rPr>
+        <w:t>Trading Systems:</w:t>
+      </w:r>
+      <w:r>
+        <w:rPr>
+          <w:rFonts w:cstheme="minorHAnsi"/>
+        </w:rPr>
+        <w:t xml:space="preserve"> MQL5 (Expert</w:t>
+      </w:r>
+      <w:r>
+        <w:rPr>
+          <w:rFonts w:cstheme="minorHAnsi"/>
+        </w:rPr>
+        <w:t xml:space="preserve"> Advisor</w:t>
+      </w:r>
+      <w:r>
+        <w:rPr>
+          <w:rFonts w:cstheme="minorHAnsi"/>
+        </w:rPr>
+        <w:t xml:space="preserve">), </w:t>
+      </w:r>
+      <w:proofErr w:type="spellStart"/>
+      <w:r>
+        <w:rPr>
+          <w:rFonts w:cstheme="minorHAnsi"/>
+        </w:rPr>
+        <w:t>MetaTrader</w:t>
+      </w:r>
+      <w:proofErr w:type="spellEnd"/>
+      <w:r>
+        <w:rPr>
+          <w:rFonts w:cstheme="minorHAnsi"/>
+        </w:rPr>
+        <w:t xml:space="preserve"> 5, Algorithmic Strategy Design.</w:t>
+      </w:r>
+    </w:p>
+    <w:p>
+      <w:pPr>
+        <w:numPr>
+          <w:ilvl w:val="0"/>
+          <w:numId w:val="1"/>
+        </w:numPr>
+        <w:rPr>
+          <w:rFonts w:cstheme="minorHAnsi"/>
+        </w:rPr>
+      </w:pPr>
+      <w:r>
+        <w:rPr>
+          <w:rFonts w:cstheme="minorHAnsi"/>
+          <w:b/>
+          <w:bCs/>
+        </w:rPr>
+        <w:t>Data &amp; Tools:</w:t>
+      </w:r>
+      <w:r>
+        <w:rPr>
+          <w:rFonts w:cstheme="minorHAnsi"/>
+        </w:rPr>
+        <w:t xml:space="preserve"> </w:t>
+      </w:r>
+      <w:r>
+        <w:rPr>
+          <w:rFonts w:cstheme="minorHAnsi"/>
+        </w:rPr>
+        <w:t xml:space="preserve">MQL5 </w:t>
+      </w:r>
+      <w:proofErr w:type="spellStart"/>
+      <w:r>
+        <w:rPr>
+          <w:rFonts w:cstheme="minorHAnsi"/>
+        </w:rPr>
+        <w:t>Backtesting</w:t>
+      </w:r>
+      <w:proofErr w:type="spellEnd"/>
+      <w:r>
+        <w:rPr>
+          <w:rFonts w:cstheme="minorHAnsi"/>
+        </w:rPr>
+        <w:t xml:space="preserve"> &amp; Optimization, Risk Management Modules</w:t>
+      </w:r>
+      <w:r>
+        <w:rPr>
+          <w:rFonts w:cstheme="minorHAnsi"/>
+        </w:rPr>
+        <w:t xml:space="preserve"> (Python)</w:t>
+      </w:r>
+      <w:r>
+        <w:rPr>
+          <w:rFonts w:cstheme="minorHAnsi"/>
+        </w:rPr>
+        <w:t xml:space="preserve">, </w:t>
+      </w:r>
+      <w:r>
+        <w:rPr>
+          <w:rFonts w:cstheme="minorHAnsi"/>
+        </w:rPr>
+        <w:t>Financial data analysis (Python)</w:t>
+      </w:r>
+      <w:r>
+        <w:rPr>
+          <w:rFonts w:cstheme="minorHAnsi"/>
+        </w:rPr>
+        <w:t>.</w:t>
+      </w:r>
+    </w:p>
+    <w:p>
+      <w:pPr>
+        <w:numPr>
+          <w:ilvl w:val="0"/>
+          <w:numId w:val="1"/>
+        </w:numPr>
+        <w:rPr>
+          <w:rFonts w:cstheme="minorHAnsi"/>
+        </w:rPr>
+      </w:pPr>
+      <w:r>
+        <w:rPr>
+          <w:rFonts w:cstheme="minorHAnsi"/>
+          <w:b/>
+          <w:bCs/>
+        </w:rPr>
         <w:t>Core Competencies:</w:t>
       </w:r>
       <w:r>
@@ -387,7 +465,48 @@
         <w:rPr>
           <w:rFonts w:cstheme="minorHAnsi"/>
         </w:rPr>
-        <w:t>Developed and deployed custom automated trading systems in MQL5 for Forex and Crypto markets (Portfolio: handiko.github.io/algo).</w:t>
+        <w:t xml:space="preserve">Developed and deployed </w:t>
+      </w:r>
+      <w:r>
+        <w:rPr>
+          <w:rFonts w:cstheme="minorHAnsi"/>
+        </w:rPr>
+        <w:t>market maker monitoring and simulation dashboard using Avellaneda-</w:t>
+      </w:r>
+      <w:proofErr w:type="spellStart"/>
+      <w:r>
+        <w:rPr>
+          <w:rFonts w:cstheme="minorHAnsi"/>
+        </w:rPr>
+        <w:t>Stoikov</w:t>
+      </w:r>
+      <w:proofErr w:type="spellEnd"/>
+      <w:r>
+        <w:rPr>
+          <w:rFonts w:cstheme="minorHAnsi"/>
+        </w:rPr>
+        <w:t xml:space="preserve"> model</w:t>
+      </w:r>
+      <w:r>
+        <w:rPr>
+          <w:rFonts w:cstheme="minorHAnsi"/>
+        </w:rPr>
+        <w:t xml:space="preserve"> (</w:t>
+      </w:r>
+      <w:hyperlink r:id="rId6" w:history="1">
+        <w:r>
+          <w:rPr>
+            <w:rStyle w:val="Hyperlink"/>
+            <w:rFonts w:cstheme="minorHAnsi"/>
+          </w:rPr>
+          <w:t>https://handiko.github.io/market-maker-sim/</w:t>
+        </w:r>
+      </w:hyperlink>
+      <w:r>
+        <w:rPr>
+          <w:rFonts w:cstheme="minorHAnsi"/>
+        </w:rPr>
+        <w:t>).</w:t>
       </w:r>
     </w:p>
     <w:p>
@@ -400,19 +519,11 @@
           <w:rFonts w:cstheme="minorHAnsi"/>
         </w:rPr>
       </w:pPr>
-      <w:proofErr w:type="spellStart"/>
-      <w:r>
-        <w:rPr>
-          <w:rFonts w:cstheme="minorHAnsi"/>
-        </w:rPr>
-        <w:t>Analyzed</w:t>
-      </w:r>
-      <w:proofErr w:type="spellEnd"/>
-      <w:r>
-        <w:rPr>
-          <w:rFonts w:cstheme="minorHAnsi"/>
-        </w:rPr>
-        <w:t xml:space="preserve"> market microstructure to optimize entry/exit logic, focusing on minimizing slippage and maximizing execution quality in low-liquidity environments.</w:t>
+      <w:r>
+        <w:rPr>
+          <w:rFonts w:cstheme="minorHAnsi"/>
+        </w:rPr>
+        <w:t>Developed and deployed custom automated trading systems in MQL5 for Forex and Crypto markets (Portfolio: handiko.github.io/algo).</w:t>
       </w:r>
     </w:p>
     <w:p>
@@ -425,11 +536,20 @@
           <w:rFonts w:cstheme="minorHAnsi"/>
         </w:rPr>
       </w:pPr>
-      <w:r>
-        <w:rPr>
-          <w:rFonts w:cstheme="minorHAnsi"/>
-        </w:rPr>
-        <w:t>Managed a diversified portfolio across Crypto, Forex, and Stocks, maintaining consistent P&amp;L tracking and performance attribution.</w:t>
+      <w:proofErr w:type="spellStart"/>
+      <w:r>
+        <w:rPr>
+          <w:rFonts w:cstheme="minorHAnsi"/>
+        </w:rPr>
+        <w:lastRenderedPageBreak/>
+        <w:t>Analyzed</w:t>
+      </w:r>
+      <w:proofErr w:type="spellEnd"/>
+      <w:r>
+        <w:rPr>
+          <w:rFonts w:cstheme="minorHAnsi"/>
+        </w:rPr>
+        <w:t xml:space="preserve"> market microstructure to optimize entry/exit logic, focusing on minimizing slippage and maximizing execution quality in low-liquidity environments.</w:t>
       </w:r>
     </w:p>
     <w:p>
@@ -446,6 +566,23 @@
         <w:rPr>
           <w:rFonts w:cstheme="minorHAnsi"/>
         </w:rPr>
+        <w:t>Managed a diversified portfolio across Crypto, Forex, and Stocks, maintaining consistent P&amp;L tracking and performance attribution.</w:t>
+      </w:r>
+    </w:p>
+    <w:p>
+      <w:pPr>
+        <w:numPr>
+          <w:ilvl w:val="0"/>
+          <w:numId w:val="2"/>
+        </w:numPr>
+        <w:rPr>
+          <w:rFonts w:cstheme="minorHAnsi"/>
+        </w:rPr>
+      </w:pPr>
+      <w:r>
+        <w:rPr>
+          <w:rFonts w:cstheme="minorHAnsi"/>
+        </w:rPr>
         <w:t xml:space="preserve">Conducted extensive </w:t>
       </w:r>
       <w:proofErr w:type="spellStart"/>
@@ -476,8 +613,6 @@
       <w:pPr>
         <w:rPr>
           <w:rFonts w:cstheme="minorHAnsi"/>
-          <w:b/>
-          <w:bCs/>
           <w:sz w:val="28"/>
           <w:szCs w:val="28"/>
         </w:rPr>
@@ -490,7 +625,374 @@
           <w:sz w:val="28"/>
           <w:szCs w:val="28"/>
         </w:rPr>
+        <w:t>SELECTED PROJECTS</w:t>
+      </w:r>
+    </w:p>
+    <w:p>
+      <w:pPr>
+        <w:rPr>
+          <w:rFonts w:cstheme="minorHAnsi"/>
+        </w:rPr>
+      </w:pPr>
+      <w:r>
+        <w:rPr>
+          <w:rFonts w:cstheme="minorHAnsi"/>
+          <w:b/>
+          <w:bCs/>
+        </w:rPr>
+        <w:t>Avellaneda-</w:t>
+      </w:r>
+      <w:proofErr w:type="spellStart"/>
+      <w:r>
+        <w:rPr>
+          <w:rFonts w:cstheme="minorHAnsi"/>
+          <w:b/>
+          <w:bCs/>
+        </w:rPr>
+        <w:t>Stoikov</w:t>
+      </w:r>
+      <w:proofErr w:type="spellEnd"/>
+      <w:r>
+        <w:rPr>
+          <w:rFonts w:cstheme="minorHAnsi"/>
+          <w:b/>
+          <w:bCs/>
+        </w:rPr>
+        <w:t xml:space="preserve"> Market Making Simulation</w:t>
+      </w:r>
+    </w:p>
+    <w:p>
+      <w:pPr>
+        <w:numPr>
+          <w:ilvl w:val="0"/>
+          <w:numId w:val="2"/>
+        </w:numPr>
+        <w:rPr>
+          <w:rFonts w:cstheme="minorHAnsi"/>
+        </w:rPr>
+      </w:pPr>
+      <w:r>
+        <w:rPr>
+          <w:rFonts w:cstheme="minorHAnsi"/>
+        </w:rPr>
+        <w:t xml:space="preserve">The simulator models a market maker (MM) who provides liquidity by simultaneously posting bid and ask quotes. The MM's goal is to capture the spread while managing </w:t>
+      </w:r>
+      <w:r>
+        <w:rPr>
+          <w:rFonts w:cstheme="minorHAnsi"/>
+          <w:b/>
+          <w:bCs/>
+        </w:rPr>
+        <w:t>Inventory Risk</w:t>
+      </w:r>
+      <w:r>
+        <w:rPr>
+          <w:rFonts w:cstheme="minorHAnsi"/>
+        </w:rPr>
+        <w:t xml:space="preserve"> (the risk of price movement against a held position) and </w:t>
+      </w:r>
+      <w:r>
+        <w:rPr>
+          <w:rFonts w:cstheme="minorHAnsi"/>
+          <w:b/>
+          <w:bCs/>
+        </w:rPr>
+        <w:t>Adverse Selection</w:t>
+      </w:r>
+      <w:r>
+        <w:rPr>
+          <w:rFonts w:cstheme="minorHAnsi"/>
+        </w:rPr>
+        <w:t xml:space="preserve"> (the risk of trading against informed participants).</w:t>
+      </w:r>
+    </w:p>
+    <w:p>
+      <w:pPr>
+        <w:numPr>
+          <w:ilvl w:val="0"/>
+          <w:numId w:val="2"/>
+        </w:numPr>
+        <w:rPr>
+          <w:rFonts w:cstheme="minorHAnsi"/>
+        </w:rPr>
+      </w:pPr>
+      <w:r>
+        <w:rPr>
+          <w:rFonts w:cstheme="minorHAnsi"/>
+        </w:rPr>
+        <w:t>Live p</w:t>
+      </w:r>
+      <w:r>
+        <w:rPr>
+          <w:rFonts w:cstheme="minorHAnsi"/>
+        </w:rPr>
+        <w:t xml:space="preserve">age: </w:t>
+      </w:r>
+      <w:hyperlink r:id="rId7" w:history="1">
+        <w:r>
+          <w:rPr>
+            <w:rStyle w:val="Hyperlink"/>
+            <w:rFonts w:cstheme="minorHAnsi"/>
+          </w:rPr>
+          <w:t>https://handiko.github.io/market-maker-sim/</w:t>
+        </w:r>
+      </w:hyperlink>
+    </w:p>
+    <w:p>
+      <w:pPr>
+        <w:rPr>
+          <w:rFonts w:cstheme="minorHAnsi"/>
+          <w:b/>
+          <w:bCs/>
+        </w:rPr>
+      </w:pPr>
+    </w:p>
+    <w:p>
+      <w:pPr>
+        <w:rPr>
+          <w:rFonts w:cstheme="minorHAnsi"/>
+          <w:b/>
+          <w:bCs/>
+        </w:rPr>
+      </w:pPr>
+      <w:r>
+        <w:rPr>
+          <w:rFonts w:cstheme="minorHAnsi"/>
+          <w:b/>
+          <w:bCs/>
+        </w:rPr>
+        <w:t>USDT-IDR Market Monitor</w:t>
+      </w:r>
+    </w:p>
+    <w:p>
+      <w:pPr>
+        <w:numPr>
+          <w:ilvl w:val="0"/>
+          <w:numId w:val="2"/>
+        </w:numPr>
+        <w:rPr>
+          <w:rFonts w:cstheme="minorHAnsi"/>
+        </w:rPr>
+      </w:pPr>
+      <w:r>
+        <w:rPr>
+          <w:rFonts w:cstheme="minorHAnsi"/>
+        </w:rPr>
+        <w:t>A high-fidelity monitoring terminal for the USDT/IDR pair, built for liquidity analysis and execution simulation across Indonesian exchanges. This project focuses on minimizing latency and maximizing the visibility of order book depth</w:t>
+      </w:r>
+      <w:r>
+        <w:rPr>
+          <w:rFonts w:cstheme="minorHAnsi"/>
+        </w:rPr>
+        <w:t>.</w:t>
+      </w:r>
+    </w:p>
+    <w:p>
+      <w:pPr>
+        <w:numPr>
+          <w:ilvl w:val="0"/>
+          <w:numId w:val="2"/>
+        </w:numPr>
+        <w:rPr>
+          <w:rFonts w:cstheme="minorHAnsi"/>
+        </w:rPr>
+      </w:pPr>
+      <w:r>
+        <w:rPr>
+          <w:rFonts w:cstheme="minorHAnsi"/>
+        </w:rPr>
+        <w:t>P</w:t>
+      </w:r>
+      <w:r>
+        <w:rPr>
+          <w:rFonts w:cstheme="minorHAnsi"/>
+        </w:rPr>
+        <w:t xml:space="preserve">age: </w:t>
+      </w:r>
+      <w:hyperlink r:id="rId8" w:history="1">
+        <w:r>
+          <w:rPr>
+            <w:rStyle w:val="Hyperlink"/>
+            <w:rFonts w:cstheme="minorHAnsi"/>
+          </w:rPr>
+          <w:t>https://handiko.github.io/USDT-IDR-Monitoring-Dashboard/</w:t>
+        </w:r>
+      </w:hyperlink>
+    </w:p>
+    <w:p>
+      <w:pPr>
+        <w:rPr>
+          <w:rFonts w:cstheme="minorHAnsi"/>
+        </w:rPr>
+      </w:pPr>
+    </w:p>
+    <w:p>
+      <w:pPr>
+        <w:rPr>
+          <w:rFonts w:cstheme="minorHAnsi"/>
+          <w:b/>
+          <w:bCs/>
+        </w:rPr>
+      </w:pPr>
+      <w:r>
+        <w:rPr>
+          <w:rFonts w:cstheme="minorHAnsi"/>
+          <w:b/>
+          <w:bCs/>
+        </w:rPr>
+        <w:t>Treasury Monitoring Terminal: Smart Rebalancing Manual</w:t>
+      </w:r>
+    </w:p>
+    <w:p>
+      <w:pPr>
+        <w:numPr>
+          <w:ilvl w:val="0"/>
+          <w:numId w:val="2"/>
+        </w:numPr>
+        <w:rPr>
+          <w:rFonts w:cstheme="minorHAnsi"/>
+        </w:rPr>
+      </w:pPr>
+      <w:r>
+        <w:rPr>
+          <w:rFonts w:cstheme="minorHAnsi"/>
+        </w:rPr>
+        <w:t>Treasury monitoring terminal simulation app to demonstrate the treasury rebalancing process in a crypto exchange. A simplified example.</w:t>
+      </w:r>
+    </w:p>
+    <w:p>
+      <w:pPr>
+        <w:numPr>
+          <w:ilvl w:val="0"/>
+          <w:numId w:val="2"/>
+        </w:numPr>
+        <w:rPr>
+          <w:rFonts w:cstheme="minorHAnsi"/>
+        </w:rPr>
+      </w:pPr>
+      <w:r>
+        <w:rPr>
+          <w:rFonts w:cstheme="minorHAnsi"/>
+        </w:rPr>
+        <w:t>In the ecosystem of a crypto exchange, “Inventory Management” is a critical pillar of Business Operations. Capital is generally split between two venues</w:t>
+      </w:r>
+      <w:r>
+        <w:rPr>
+          <w:rFonts w:cstheme="minorHAnsi"/>
+        </w:rPr>
+        <w:t>: Local Hot Wallets and Global Liquidity Pools.</w:t>
+      </w:r>
+    </w:p>
+    <w:p>
+      <w:pPr>
+        <w:numPr>
+          <w:ilvl w:val="0"/>
+          <w:numId w:val="2"/>
+        </w:numPr>
+        <w:rPr>
+          <w:rFonts w:cstheme="minorHAnsi"/>
+        </w:rPr>
+      </w:pPr>
+      <w:r>
+        <w:rPr>
+          <w:rFonts w:cstheme="minorHAnsi"/>
+        </w:rPr>
+        <w:t>If a major market event triggers a “Bank Run” (mass withdrawals), the Local Wallet can be depleted in minutes. Conversely, keeping too much capital locally increases security risks and incurs opportunity costs.</w:t>
+      </w:r>
+    </w:p>
+    <w:p>
+      <w:pPr>
+        <w:numPr>
+          <w:ilvl w:val="0"/>
+          <w:numId w:val="2"/>
+        </w:numPr>
+        <w:rPr>
+          <w:rFonts w:cstheme="minorHAnsi"/>
+        </w:rPr>
+      </w:pPr>
+      <w:r>
+        <w:rPr>
+          <w:rFonts w:cstheme="minorHAnsi"/>
+        </w:rPr>
+        <w:t xml:space="preserve">This terminal acts as a decision-support system that monitors these levels in real-time. It uses a </w:t>
+      </w:r>
+      <w:r>
+        <w:rPr>
+          <w:rFonts w:cstheme="minorHAnsi"/>
+          <w:b/>
+          <w:bCs/>
+        </w:rPr>
+        <w:t>Drift-Band Strategy</w:t>
+      </w:r>
+      <w:r>
+        <w:rPr>
+          <w:rFonts w:cstheme="minorHAnsi"/>
+        </w:rPr>
+        <w:t xml:space="preserve"> to ensure the exchange stays solvent while minimizing transaction friction and network fees.</w:t>
+      </w:r>
+    </w:p>
+    <w:p>
+      <w:pPr>
+        <w:numPr>
+          <w:ilvl w:val="0"/>
+          <w:numId w:val="2"/>
+        </w:numPr>
+        <w:rPr>
+          <w:rFonts w:cstheme="minorHAnsi"/>
+        </w:rPr>
+      </w:pPr>
+      <w:r>
+        <w:rPr>
+          <w:rFonts w:cstheme="minorHAnsi"/>
+        </w:rPr>
         <w:lastRenderedPageBreak/>
+        <w:t>P</w:t>
+      </w:r>
+      <w:r>
+        <w:rPr>
+          <w:rFonts w:cstheme="minorHAnsi"/>
+        </w:rPr>
+        <w:t xml:space="preserve">age: </w:t>
+      </w:r>
+      <w:hyperlink r:id="rId9" w:history="1">
+        <w:r>
+          <w:rPr>
+            <w:rStyle w:val="Hyperlink"/>
+            <w:rFonts w:cstheme="minorHAnsi"/>
+          </w:rPr>
+          <w:t>https://handiko.github.io/treasury-terminal/</w:t>
+        </w:r>
+      </w:hyperlink>
+    </w:p>
+    <w:p>
+      <w:pPr>
+        <w:rPr>
+          <w:rFonts w:cstheme="minorHAnsi"/>
+          <w:b/>
+          <w:bCs/>
+          <w:sz w:val="28"/>
+          <w:szCs w:val="28"/>
+        </w:rPr>
+      </w:pPr>
+    </w:p>
+    <w:p>
+      <w:pPr>
+        <w:rPr>
+          <w:rFonts w:cstheme="minorHAnsi"/>
+          <w:b/>
+          <w:bCs/>
+          <w:sz w:val="28"/>
+          <w:szCs w:val="28"/>
+        </w:rPr>
+      </w:pPr>
+      <w:r>
+        <w:rPr>
+          <w:rFonts w:cstheme="minorHAnsi"/>
+          <w:b/>
+          <w:bCs/>
+          <w:sz w:val="28"/>
+          <w:szCs w:val="28"/>
+        </w:rPr>
         <w:t>M</w:t>
       </w:r>
       <w:r>
@@ -1919,7 +2421,6 @@
   <w:style w:type="character" w:default="1" w:styleId="DefaultParagraphFont">
     <w:name w:val="Default Paragraph Font"/>
     <w:uiPriority w:val="1"/>
-    <w:semiHidden/>
     <w:unhideWhenUsed/>
   </w:style>
   <w:style w:type="table" w:default="1" w:styleId="TableNormal">
@@ -2242,6 +2743,18 @@
     <w:rPr>
       <w:color w:val="0563C1" w:themeColor="hyperlink"/>
       <w:u w:val="single"/>
+    </w:rPr>
+  </w:style>
+  <w:style w:type="character" w:styleId="UnresolvedMention">
+    <w:name w:val="Unresolved Mention"/>
+    <w:basedOn w:val="DefaultParagraphFont"/>
+    <w:uiPriority w:val="99"/>
+    <w:semiHidden/>
+    <w:unhideWhenUsed/>
+    <w:rsid w:val="001D4F71"/>
+    <w:rPr>
+      <w:color w:val="605E5C"/>
+      <w:shd w:val="clear" w:color="auto" w:fill="E1DFDD"/>
     </w:rPr>
   </w:style>
 </w:styles>
